--- a/public/cv/Axel-Bernal-CV-es.docx
+++ b/public/cv/Axel-Bernal-CV-es.docx
@@ -55,7 +55,7 @@
           <w:b w:val="0"/>
           <w:i w:val="0"/>
         </w:rPr>
-        <w:t>Ingeniero en sistemas computacionales y líder técnico full-stack. Dirijo el desarrollo de SATIUM, un ERP SaaS de cumplimiento fiscal para México, Chile y Perú con catorce aplicaciones en producción (FastAPI, React, PostgreSQL, Google Cloud). He migrado sistemas heredados cuadrando los datos al centavo y opero la plataforma con agentes de IA como parte del equipo. Busco un puesto full-stack senior o de liderazgo técnico, remoto, en México o Estados Unidos.</w:t>
+        <w:t>Ingeniero en sistemas computacionales y líder técnico full-stack. Dirijo el desarrollo de SATIUM, un ERP SaaS de cumplimiento fiscal para México, Chile y Perú con catorce aplicaciones en producción (FastAPI, React, PostgreSQL, Google Cloud). He migrado sistemas heredados cuadrando los datos al centavo y opero la plataforma con agentes de IA como parte del equipo. Busco un puesto full-stack senior o de liderazgo técnico, remoto o presencial, en México o Estados Unidos; disponible para reubicarme.</w:t>
       </w:r>
     </w:p>
     <w:p>

--- a/public/cv/Axel-Bernal-CV-es.docx
+++ b/public/cv/Axel-Bernal-CV-es.docx
@@ -191,6 +191,84 @@
           <w:b/>
           <w:i w:val="0"/>
         </w:rPr>
+        <w:t>Eventleta · eventleta.com</w:t>
+      </w:r>
+      <w:r>
+        <w:rPr>
+          <w:i w:val="0"/>
+          <w:sz w:val="19"/>
+        </w:rPr>
+        <w:tab/>
+        <w:t>2026 – actualidad</w:t>
+      </w:r>
+    </w:p>
+    <w:p>
+      <w:pPr>
+        <w:tabs>
+          <w:tab w:pos="10512" w:val="right"/>
+        </w:tabs>
+        <w:spacing w:after="20"/>
+      </w:pPr>
+      <w:r>
+        <w:rPr>
+          <w:b w:val="0"/>
+          <w:i/>
+        </w:rPr>
+        <w:t>Fundador y desarrollador full-stack (producto propio)</w:t>
+      </w:r>
+      <w:r>
+        <w:rPr>
+          <w:i/>
+          <w:sz w:val="19"/>
+        </w:rPr>
+        <w:tab/>
+        <w:t>Tepic, Nayarit</w:t>
+      </w:r>
+    </w:p>
+    <w:p>
+      <w:pPr>
+        <w:pStyle w:val="ListBullet"/>
+        <w:spacing w:after="20"/>
+      </w:pPr>
+      <w:r>
+        <w:t>Plataforma de inscripciones a carreras 5K, 10K y 21K: el organizador publica su carrera y cobra en línea; el corredor se inscribe sin crear cuenta y recibe su dorsal con código QR para recoger el kit. En producción con la carrera piloto II Festival Running (Tepic, noviembre de 2026).</w:t>
+      </w:r>
+    </w:p>
+    <w:p>
+      <w:pPr>
+        <w:pStyle w:val="ListBullet"/>
+        <w:spacing w:after="20"/>
+      </w:pPr>
+      <w:r>
+        <w:t>Diseñé y construí el producto completo: portal público para teléfonos de gama baja, panel del organizador con inscritos e ingresos en vivo, administración con comisiones y conciliación; pagos con Mercado Pago (split con comisión automática) y transferencia con revisión.</w:t>
+      </w:r>
+    </w:p>
+    <w:p>
+      <w:pPr>
+        <w:pStyle w:val="ListBullet"/>
+        <w:spacing w:after="20"/>
+      </w:pPr>
+      <w:r>
+        <w:t>React con TypeScript y Tailwind, FastAPI, PostgreSQL y Cloud Run; kit de marca e identidad propios.</w:t>
+      </w:r>
+    </w:p>
+    <w:p>
+      <w:pPr>
+        <w:spacing w:after="0"/>
+      </w:pPr>
+    </w:p>
+    <w:p>
+      <w:pPr>
+        <w:tabs>
+          <w:tab w:pos="10512" w:val="right"/>
+        </w:tabs>
+        <w:spacing w:after="20"/>
+      </w:pPr>
+      <w:r>
+        <w:rPr>
+          <w:b/>
+          <w:i w:val="0"/>
+        </w:rPr>
         <w:t>SIAREX Technology</w:t>
       </w:r>
       <w:r>
@@ -300,49 +378,13 @@
         <w:spacing w:after="20"/>
       </w:pPr>
       <w:r>
-        <w:t>Club del Valle: sistema de gestión de socios con React y Firebase, con correos automáticos por Mailjet.</w:t>
-      </w:r>
-    </w:p>
-    <w:p>
-      <w:pPr>
-        <w:pStyle w:val="ListBullet"/>
-        <w:spacing w:after="20"/>
-      </w:pPr>
-      <w:r>
-        <w:t>Punto de venta integrado a Google Sheets para La Crudelia Grill; aplicación de escritorio en Java para un consultorio dental.</w:t>
+        <w:t>Gestión de socios para Club del Valle (React, Firebase, correos con Mailjet); punto de venta con Google Sheets para La Crudelia Grill; app de escritorio en Java para un consultorio dental.</w:t>
       </w:r>
     </w:p>
     <w:p>
       <w:pPr>
         <w:spacing w:after="0"/>
       </w:pPr>
-    </w:p>
-    <w:p>
-      <w:pPr>
-        <w:spacing w:after="40" w:before="160"/>
-        <w:pBdr>
-          <w:bottom w:val="single" w:sz="6" w:space="1" w:color="000000"/>
-        </w:pBdr>
-      </w:pPr>
-      <w:r>
-        <w:rPr>
-          <w:b/>
-          <w:i w:val="0"/>
-          <w:sz w:val="20"/>
-        </w:rPr>
-        <w:t>PROYECTOS</w:t>
-      </w:r>
-    </w:p>
-    <w:p>
-      <w:r>
-        <w:rPr>
-          <w:b/>
-        </w:rPr>
-        <w:t>Eventleta · eventleta.com · 2026</w:t>
-      </w:r>
-      <w:r>
-        <w:t>. Plataforma de inscripciones a carreras 5K, 10K y 21K: pagos con Mercado Pago, dorsal con QR y panel del organizador. React, FastAPI, PostgreSQL, Cloud Run. En producción.</w:t>
-      </w:r>
     </w:p>
     <w:p>
       <w:pPr>
@@ -485,7 +527,7 @@
         <w:t xml:space="preserve">Backend: </w:t>
       </w:r>
       <w:r>
-        <w:t>Python, FastAPI, SQLAlchemy, PostgreSQL, Supabase, Pydantic, WeasyPrint, openpyxl</w:t>
+        <w:t>Python, FastAPI, SQLAlchemy, PostgreSQL, Supabase, Pydantic, WeasyPrint; Java, JavaEE / Struts, MySQL</w:t>
       </w:r>
     </w:p>
     <w:p>
@@ -527,7 +569,7 @@
         <w:t xml:space="preserve">Fiscal: </w:t>
       </w:r>
       <w:r>
-        <w:t>CFDI 4.0, SAT, PAC, SII (Chile), SUNAT (Perú), IMSS / IDSE</w:t>
+        <w:t>CFDI 4.0, SAT, PAC, SII (Chile), SUNAT (Perú), IMSS / IDSE, Mercado Pago</w:t>
       </w:r>
     </w:p>
     <w:p>
@@ -542,20 +584,6 @@
       </w:r>
       <w:r>
         <w:t>Claude Code, Codex, OpenAI API, tool calling, Playwright</w:t>
-      </w:r>
-    </w:p>
-    <w:p>
-      <w:pPr>
-        <w:spacing w:after="20"/>
-      </w:pPr>
-      <w:r>
-        <w:rPr>
-          <w:b/>
-        </w:rPr>
-        <w:t xml:space="preserve">Legado: </w:t>
-      </w:r>
-      <w:r>
-        <w:t>Java, JavaEE / Struts, MySQL, Tomcat</w:t>
       </w:r>
     </w:p>
     <w:p>
